--- a/public/Joanna_Sorichta_CV.docx
+++ b/public/Joanna_Sorichta_CV.docx
@@ -12,27 +12,47 @@
       </w:r>
     </w:p>
     <w:p>
+      <w:pPr>
+        <w:spacing w:after="0"/>
+      </w:pPr>
+      <w:proofErr w:type="spellStart"/>
       <w:r>
-        <w:t xml:space="preserve">London, </w:t>
+        <w:t>Rainham</w:t>
+      </w:r>
+      <w:proofErr w:type="spellEnd"/>
+      <w:r>
+        <w:t>, Essex</w:t>
       </w:r>
       <w:r>
-        <w:t>Rainham, Essex RM13, United Kingdom</w:t>
+        <w:t>,</w:t>
+      </w:r>
+      <w:r>
+        <w:t xml:space="preserve"> RM13</w:t>
+      </w:r>
+      <w:r>
+        <w:t xml:space="preserve"> 8TD</w:t>
       </w:r>
     </w:p>
     <w:p>
+      <w:pPr>
+        <w:spacing w:after="0"/>
+      </w:pPr>
       <w:r>
-        <w:t>07930 817 158 | joanna.mymob@gmail.com</w:t>
+        <w:t>07930817158</w:t>
       </w:r>
     </w:p>
     <w:p>
       <w:pPr>
-        <w:rPr>
-          <w:b/>
-          <w:sz w:val="22"/>
-        </w:rPr>
-      </w:pPr>
+        <w:spacing w:after="0"/>
+      </w:pPr>
+      <w:r>
+        <w:t>joanna.mymob@gmail.com</w:t>
+      </w:r>
     </w:p>
     <w:p>
+      <w:pPr>
+        <w:spacing w:before="360"/>
+      </w:pPr>
       <w:r>
         <w:rPr>
           <w:b/>
@@ -43,18 +63,23 @@
     </w:p>
     <w:p>
       <w:r>
-        <w:t>Reliable and hardworking food production and catering professional with over 15 years of experience in bakery, catering and fast-paced food production environments. Most recently employed as a Baker at GAIL’s Bakery, producing high-quality bakery products while maintaining exceptional standards of food safety, hygiene and quality. Skilled in food preparation, bakery operations, stock control, ingredient handling and maintaining clean, organised work areas. A proactive team player with excellent attention to detail and a strong work ethic.</w:t>
+        <w:t>Reliable and hardworking food production and catering professional with over 15 years of experience working in fast-paced food production</w:t>
+      </w:r>
+      <w:r>
+        <w:t xml:space="preserve"> and </w:t>
+      </w:r>
+      <w:r>
+        <w:t>catering. Experienced in food preparation, baking, maintaining high standards of food hygiene and cleanliness, following detailed procedures and working efficiently to meet daily production requirements. Strong team player with excellent attention to detail, a reliable work ethic and the ability to remain calm and organised in busy working environments. Holds a Vocational Diploma in Catering &amp; Food Service and is keen to continue developing a career in catering.</w:t>
       </w:r>
     </w:p>
     <w:p>
       <w:pPr>
+        <w:spacing w:before="360"/>
         <w:rPr>
           <w:b/>
           <w:sz w:val="22"/>
         </w:rPr>
       </w:pPr>
-    </w:p>
-    <w:p>
       <w:r>
         <w:rPr>
           <w:b/>
@@ -65,144 +90,157 @@
     </w:p>
     <w:p>
       <w:pPr>
-        <w:pStyle w:val="ListBullet"/>
+        <w:spacing w:after="80"/>
+        <w:ind w:left="238" w:hanging="159"/>
       </w:pPr>
       <w:r>
-        <w:t>Food Preparation &amp; Catering</w:t>
+        <w:t>• Food Preparation &amp; Catering</w:t>
       </w:r>
     </w:p>
     <w:p>
       <w:pPr>
-        <w:pStyle w:val="ListBullet"/>
+        <w:spacing w:after="80"/>
+        <w:ind w:left="238" w:hanging="159"/>
       </w:pPr>
       <w:r>
-        <w:t>Baking &amp; Pastry Production</w:t>
+        <w:t>• Bakery &amp; Food Production</w:t>
       </w:r>
     </w:p>
     <w:p>
       <w:pPr>
-        <w:pStyle w:val="ListBullet"/>
+        <w:spacing w:after="80"/>
+        <w:ind w:left="238" w:hanging="159"/>
       </w:pPr>
       <w:r>
-        <w:t>Bakery Operations</w:t>
+        <w:t>• Kitchen Operations &amp; Organisation</w:t>
       </w:r>
     </w:p>
     <w:p>
       <w:pPr>
-        <w:pStyle w:val="ListBullet"/>
+        <w:spacing w:after="80"/>
+        <w:ind w:left="238" w:hanging="159"/>
       </w:pPr>
       <w:r>
-        <w:t>Kitchen Organisation</w:t>
+        <w:t>• Food Safety &amp; Hygiene Standards</w:t>
       </w:r>
     </w:p>
     <w:p>
       <w:pPr>
-        <w:pStyle w:val="ListBullet"/>
+        <w:spacing w:after="80"/>
+        <w:ind w:left="238" w:hanging="159"/>
       </w:pPr>
       <w:r>
-        <w:t>Food Safety &amp; Hygiene (Level 2)</w:t>
+        <w:t>• Quality Control &amp; Presentation</w:t>
       </w:r>
     </w:p>
     <w:p>
       <w:pPr>
-        <w:pStyle w:val="ListBullet"/>
+        <w:spacing w:after="80"/>
+        <w:ind w:left="238" w:hanging="159"/>
       </w:pPr>
       <w:r>
-        <w:t>HACCP Awareness</w:t>
+        <w:t>• Teamwork &amp; Communication</w:t>
       </w:r>
     </w:p>
     <w:p>
       <w:pPr>
-        <w:pStyle w:val="ListBullet"/>
+        <w:spacing w:after="80"/>
+        <w:ind w:left="238" w:hanging="159"/>
       </w:pPr>
       <w:r>
-        <w:t>Stock Control &amp; Stock Rotation</w:t>
+        <w:t>• Time Management</w:t>
       </w:r>
     </w:p>
     <w:p>
       <w:pPr>
-        <w:pStyle w:val="ListBullet"/>
+        <w:spacing w:after="80"/>
+        <w:ind w:left="238" w:hanging="159"/>
       </w:pPr>
       <w:r>
-        <w:t>Ingredient Preparation</w:t>
+        <w:t>• Stock Control &amp; Ingredient Handling</w:t>
       </w:r>
     </w:p>
     <w:p>
       <w:pPr>
-        <w:pStyle w:val="ListBullet"/>
+        <w:spacing w:after="80"/>
+        <w:ind w:left="238" w:hanging="159"/>
       </w:pPr>
       <w:r>
-        <w:t>Quality Control</w:t>
+        <w:t>• Cleaning &amp; Sanitation Procedures</w:t>
       </w:r>
     </w:p>
     <w:p>
       <w:pPr>
-        <w:pStyle w:val="ListBullet"/>
+        <w:spacing w:after="80"/>
+        <w:ind w:left="238" w:hanging="159"/>
       </w:pPr>
       <w:r>
-        <w:t>Cleaning &amp; Sanitation</w:t>
+        <w:t>• Fast-Paced Production Environments</w:t>
       </w:r>
     </w:p>
     <w:p>
       <w:pPr>
-        <w:pStyle w:val="ListBullet"/>
+        <w:spacing w:after="80"/>
+        <w:ind w:left="238" w:hanging="159"/>
       </w:pPr>
       <w:r>
-        <w:t>Team Collaboration</w:t>
+        <w:t>• Health &amp; Safety Compliance</w:t>
       </w:r>
     </w:p>
     <w:p>
       <w:pPr>
-        <w:pStyle w:val="ListBullet"/>
+        <w:spacing w:after="80"/>
+        <w:ind w:left="238" w:hanging="159"/>
       </w:pPr>
       <w:r>
-        <w:t>Time Management</w:t>
+        <w:t>• Following Procedures &amp; Work Instructions</w:t>
       </w:r>
     </w:p>
     <w:p>
       <w:pPr>
-        <w:pStyle w:val="ListBullet"/>
-      </w:pPr>
-      <w:r>
-        <w:t>Health &amp; Safety Compliance</w:t>
-      </w:r>
-    </w:p>
-    <w:p>
-      <w:pPr>
-        <w:pStyle w:val="ListBullet"/>
-      </w:pPr>
-      <w:r>
-        <w:t>Fast-Paced Food Production</w:t>
-      </w:r>
-    </w:p>
-    <w:p>
-      <w:pPr>
+        <w:spacing w:before="360"/>
         <w:rPr>
           <w:b/>
           <w:sz w:val="22"/>
         </w:rPr>
       </w:pPr>
-    </w:p>
-    <w:p>
       <w:r>
         <w:rPr>
           <w:b/>
           <w:sz w:val="22"/>
         </w:rPr>
-        <w:t>WORK EXPERIENCE</w:t>
+        <w:t>PROFESSIONAL EXPERIENCE</w:t>
       </w:r>
     </w:p>
     <w:p>
+      <w:pPr>
+        <w:spacing w:before="240"/>
+        <w:rPr>
+          <w:b/>
+          <w:sz w:val="21"/>
+        </w:rPr>
+      </w:pPr>
       <w:r>
         <w:rPr>
           <w:b/>
+          <w:sz w:val="21"/>
         </w:rPr>
-        <w:t>BAKER</w:t>
+        <w:t>Baker</w:t>
       </w:r>
     </w:p>
     <w:p>
+      <w:pPr>
+        <w:rPr>
+          <w:b/>
+          <w:bCs/>
+        </w:rPr>
+      </w:pPr>
       <w:r>
-        <w:t>GAIL's Bakery — Earlsfield, London</w:t>
+        <w:rPr>
+          <w:b/>
+          <w:bCs/>
+        </w:rPr>
+        <w:t>Gail's Bakery – Earlsfield, London</w:t>
       </w:r>
     </w:p>
     <w:p>
@@ -212,63 +250,191 @@
     </w:p>
     <w:p>
       <w:pPr>
-        <w:pStyle w:val="ListBullet"/>
+        <w:spacing w:after="80"/>
+        <w:ind w:left="238" w:hanging="159"/>
       </w:pPr>
       <w:r>
-        <w:t>Produced artisan breads, pastries and baked goods.</w:t>
+        <w:t>• Produced a wide range of high-quality bakery products while consistently meeting daily production schedules.</w:t>
       </w:r>
     </w:p>
     <w:p>
       <w:pPr>
-        <w:pStyle w:val="ListBullet"/>
+        <w:spacing w:after="80"/>
+        <w:ind w:left="238" w:hanging="159"/>
       </w:pPr>
       <w:r>
-        <w:t>Prepared ingredients and followed recipes and production schedules.</w:t>
+        <w:t>• Followed detailed recipes, production methods and procedures to ensure consistent product quality.</w:t>
       </w:r>
     </w:p>
     <w:p>
       <w:pPr>
-        <w:pStyle w:val="ListBullet"/>
+        <w:spacing w:after="80"/>
+        <w:ind w:left="238" w:hanging="159"/>
       </w:pPr>
       <w:r>
-        <w:t>Maintained excellent food safety and hygiene standards.</w:t>
+        <w:t>• Prepared ingredients and handled food safely in accordance with food hygiene requirements.</w:t>
       </w:r>
     </w:p>
     <w:p>
       <w:pPr>
-        <w:pStyle w:val="ListBullet"/>
+        <w:spacing w:after="80"/>
+        <w:ind w:left="238" w:hanging="159"/>
       </w:pPr>
       <w:r>
-        <w:t>Supported stock rotation and inventory control.</w:t>
+        <w:lastRenderedPageBreak/>
+        <w:t>• Maintained high standards of quality, presentation, cleanliness and hygiene throughout production.</w:t>
       </w:r>
     </w:p>
     <w:p>
       <w:pPr>
-        <w:pStyle w:val="ListBullet"/>
+        <w:spacing w:after="80"/>
+        <w:ind w:left="238" w:hanging="159"/>
       </w:pPr>
       <w:r>
-        <w:lastRenderedPageBreak/>
-        <w:t>Worked collaboratively to achieve daily production targets.</w:t>
+        <w:t>• Assisted with stock preparation, ingredient handling and stock rotation.</w:t>
       </w:r>
     </w:p>
     <w:p>
       <w:pPr>
-        <w:rPr>
-          <w:b/>
-        </w:rPr>
-      </w:pPr>
+        <w:spacing w:after="80"/>
+        <w:ind w:left="238" w:hanging="159"/>
+      </w:pPr>
+      <w:r>
+        <w:t>• Used bakery equipment and hand tools safely and efficiently.</w:t>
+      </w:r>
     </w:p>
     <w:p>
+      <w:pPr>
+        <w:spacing w:after="80"/>
+        <w:ind w:left="238" w:hanging="159"/>
+      </w:pPr>
+      <w:r>
+        <w:t>• Worked collaboratively within a team to maintain an efficient workflow and meet daily production requirements.</w:t>
+      </w:r>
+    </w:p>
+    <w:p>
+      <w:pPr>
+        <w:spacing w:before="240"/>
+      </w:pPr>
       <w:r>
         <w:rPr>
           <w:b/>
+          <w:sz w:val="21"/>
         </w:rPr>
-        <w:t>GRAB CRANE DRIVER / MULTI-SKILLED OPERATIVE</w:t>
+        <w:t>Catering Assistant &amp; Cook</w:t>
+      </w:r>
+    </w:p>
+    <w:p>
+      <w:pPr>
+        <w:rPr>
+          <w:b/>
+          <w:bCs/>
+        </w:rPr>
+      </w:pPr>
+      <w:r>
+        <w:rPr>
+          <w:b/>
+          <w:bCs/>
+        </w:rPr>
+        <w:t>Caritas Poland – Chorzów, Poland</w:t>
       </w:r>
     </w:p>
     <w:p>
       <w:r>
-        <w:t>ALS Managed Services Ltd (Working for Cory) — Wandsworth, London</w:t>
+        <w:t>May 1999 – August 2008</w:t>
+      </w:r>
+    </w:p>
+    <w:p>
+      <w:pPr>
+        <w:spacing w:after="80"/>
+        <w:ind w:left="238" w:hanging="159"/>
+      </w:pPr>
+      <w:r>
+        <w:t>• Prepared and cooked food in a busy, high-volume catering kitchen.</w:t>
+      </w:r>
+    </w:p>
+    <w:p>
+      <w:pPr>
+        <w:spacing w:after="80"/>
+        <w:ind w:left="238" w:hanging="159"/>
+      </w:pPr>
+      <w:r>
+        <w:t>• Prepared a variety of meals and food items while following required hygiene and quality standards.</w:t>
+      </w:r>
+    </w:p>
+    <w:p>
+      <w:pPr>
+        <w:spacing w:after="80"/>
+        <w:ind w:left="238" w:hanging="159"/>
+      </w:pPr>
+      <w:r>
+        <w:t>• Assisted with daily kitchen operations and food preparation.</w:t>
+      </w:r>
+    </w:p>
+    <w:p>
+      <w:pPr>
+        <w:spacing w:after="80"/>
+        <w:ind w:left="238" w:hanging="159"/>
+      </w:pPr>
+      <w:r>
+        <w:t xml:space="preserve">• Maintained clean, </w:t>
+      </w:r>
+      <w:proofErr w:type="spellStart"/>
+      <w:r>
+        <w:t>organised</w:t>
+      </w:r>
+      <w:proofErr w:type="spellEnd"/>
+      <w:r>
+        <w:t xml:space="preserve"> and hygienic kitchen areas, equipment and workstations.</w:t>
+      </w:r>
+    </w:p>
+    <w:p>
+      <w:pPr>
+        <w:spacing w:after="80"/>
+        <w:ind w:left="238" w:hanging="159"/>
+      </w:pPr>
+      <w:r>
+        <w:t>• Worked efficiently as part of a team to meet daily catering requirements.</w:t>
+      </w:r>
+    </w:p>
+    <w:p>
+      <w:pPr>
+        <w:spacing w:after="80"/>
+        <w:ind w:left="238" w:hanging="159"/>
+      </w:pPr>
+      <w:r>
+        <w:t>• Followed food safety and hygiene procedures throughout food preparation and service.</w:t>
+      </w:r>
+    </w:p>
+    <w:p>
+      <w:pPr>
+        <w:spacing w:before="240"/>
+        <w:rPr>
+          <w:b/>
+          <w:sz w:val="21"/>
+        </w:rPr>
+      </w:pPr>
+      <w:r>
+        <w:rPr>
+          <w:b/>
+          <w:sz w:val="21"/>
+        </w:rPr>
+        <w:t>Grab Crane Driver / Multi-Skilled Operative</w:t>
+      </w:r>
+    </w:p>
+    <w:p>
+      <w:pPr>
+        <w:rPr>
+          <w:b/>
+          <w:bCs/>
+        </w:rPr>
+      </w:pPr>
+      <w:r>
+        <w:rPr>
+          <w:b/>
+          <w:bCs/>
+        </w:rPr>
+        <w:t>ALS Managed Services Ltd (Working for Cory), Wandsworth, London</w:t>
       </w:r>
     </w:p>
     <w:p>
@@ -278,46 +444,78 @@
     </w:p>
     <w:p>
       <w:pPr>
-        <w:pStyle w:val="ListBullet"/>
+        <w:spacing w:after="80"/>
+        <w:ind w:left="238" w:hanging="159"/>
       </w:pPr>
       <w:r>
-        <w:t>Operated heavy machinery safely.</w:t>
+        <w:t>• Operated industrial machinery safely within a busy waste transfer facility.</w:t>
       </w:r>
     </w:p>
     <w:p>
       <w:pPr>
-        <w:pStyle w:val="ListBullet"/>
+        <w:spacing w:after="80"/>
+        <w:ind w:left="238" w:hanging="159"/>
       </w:pPr>
       <w:r>
-        <w:t>Performed inspections and followed health &amp; safety procedures.</w:t>
+        <w:t>• Carried out daily equipment inspections and followed strict operating and health &amp; safety procedures.</w:t>
       </w:r>
     </w:p>
     <w:p>
       <w:pPr>
-        <w:pStyle w:val="ListBullet"/>
+        <w:spacing w:after="80"/>
+        <w:ind w:left="238" w:hanging="159"/>
       </w:pPr>
       <w:r>
-        <w:t>Supported site operations across multiple departments.</w:t>
+        <w:t>• Worked flexibly across different operational tasks and departments to meet changing requirements.</w:t>
       </w:r>
     </w:p>
     <w:p>
       <w:pPr>
+        <w:spacing w:after="80"/>
+        <w:ind w:left="238" w:hanging="159"/>
+      </w:pPr>
+      <w:r>
+        <w:t>• Reported operational issues and supported efficient site performance.</w:t>
+      </w:r>
+    </w:p>
+    <w:p>
+      <w:pPr>
+        <w:spacing w:after="80"/>
+        <w:ind w:left="238" w:hanging="159"/>
+      </w:pPr>
+      <w:r>
+        <w:t>• Worked accurately and reliably in a demanding, fast-paced environment.</w:t>
+      </w:r>
+    </w:p>
+    <w:p>
+      <w:pPr>
+        <w:spacing w:before="240"/>
         <w:rPr>
           <w:b/>
+          <w:sz w:val="21"/>
         </w:rPr>
       </w:pPr>
-    </w:p>
-    <w:p>
       <w:r>
         <w:rPr>
           <w:b/>
+          <w:sz w:val="21"/>
         </w:rPr>
-        <w:t>OFFICE CLEANER</w:t>
+        <w:t>Office Cleaner</w:t>
       </w:r>
     </w:p>
     <w:p>
+      <w:pPr>
+        <w:rPr>
+          <w:b/>
+          <w:bCs/>
+        </w:rPr>
+      </w:pPr>
       <w:r>
-        <w:t>Flux Ltd — Chorzów, Poland</w:t>
+        <w:rPr>
+          <w:b/>
+          <w:bCs/>
+        </w:rPr>
+        <w:t>Flux Ltd – Chorzów, Poland</w:t>
       </w:r>
     </w:p>
     <w:p>
@@ -327,93 +525,88 @@
     </w:p>
     <w:p>
       <w:pPr>
-        <w:pStyle w:val="ListBullet"/>
+        <w:spacing w:after="80"/>
+        <w:ind w:left="238" w:hanging="159"/>
       </w:pPr>
       <w:r>
-        <w:t>Maintained high standards of cleanliness and hygiene.</w:t>
+        <w:t>• Maintained high standards of cleanliness and hygiene across office and communal areas.</w:t>
       </w:r>
     </w:p>
     <w:p>
       <w:pPr>
-        <w:pStyle w:val="ListBullet"/>
+        <w:spacing w:after="80"/>
+        <w:ind w:left="238" w:hanging="159"/>
       </w:pPr>
       <w:r>
-        <w:t>Worked independently and safely.</w:t>
+        <w:t>• Worked independently while following company procedures and cleaning schedules.</w:t>
       </w:r>
     </w:p>
     <w:p>
       <w:pPr>
+        <w:spacing w:after="80"/>
+        <w:ind w:left="238" w:hanging="159"/>
+      </w:pPr>
+      <w:r>
+        <w:t>• Used cleaning equipment and chemicals safely.</w:t>
+      </w:r>
+    </w:p>
+    <w:p/>
+    <w:p/>
+    <w:p>
+      <w:pPr>
+        <w:spacing w:before="360"/>
         <w:rPr>
           <w:b/>
+          <w:sz w:val="22"/>
         </w:rPr>
       </w:pPr>
+      <w:r>
+        <w:rPr>
+          <w:b/>
+          <w:sz w:val="22"/>
+        </w:rPr>
+        <w:lastRenderedPageBreak/>
+        <w:t>EDUCATION</w:t>
+      </w:r>
     </w:p>
     <w:p>
       <w:r>
         <w:rPr>
           <w:b/>
+          <w:bCs/>
         </w:rPr>
-        <w:t>CATERING ASSISTANT &amp; COOK</w:t>
+        <w:t>Eversley</w:t>
       </w:r>
-    </w:p>
-    <w:p>
       <w:r>
-        <w:t>Caritas Poland — Chorzów, Poland</w:t>
+        <w:t xml:space="preserve"> Level </w:t>
       </w:r>
-    </w:p>
-    <w:p>
       <w:r>
-        <w:t>May 1999 – August 2008</w:t>
+        <w:t>3</w:t>
       </w:r>
-    </w:p>
-    <w:p>
-      <w:pPr>
-        <w:pStyle w:val="ListBullet"/>
-      </w:pPr>
       <w:r>
-        <w:t>Prepared food in a busy kitchen.</w:t>
+        <w:t xml:space="preserve"> Food </w:t>
       </w:r>
-    </w:p>
-    <w:p>
-      <w:pPr>
-        <w:pStyle w:val="ListBullet"/>
-      </w:pPr>
       <w:r>
-        <w:t>Prepared salads, soups, main meals and baked products.</w:t>
+        <w:t xml:space="preserve">Hygiene and </w:t>
       </w:r>
-    </w:p>
-    <w:p>
-      <w:pPr>
-        <w:pStyle w:val="ListBullet"/>
-      </w:pPr>
       <w:r>
-        <w:t>Maintained food hygiene and kitchen cleanliness.</w:t>
+        <w:t>Safety</w:t>
       </w:r>
-    </w:p>
-    <w:p>
-      <w:pPr>
-        <w:rPr>
-          <w:b/>
-          <w:sz w:val="22"/>
-        </w:rPr>
-      </w:pPr>
+      <w:r>
+        <w:br/>
+        <w:t>Completed: August 2026</w:t>
+      </w:r>
     </w:p>
     <w:p>
       <w:r>
         <w:rPr>
           <w:b/>
-          <w:sz w:val="22"/>
+          <w:bCs/>
         </w:rPr>
-        <w:t>EDUCATION &amp; QUALIFICATIONS</w:t>
-      </w:r>
-    </w:p>
-    <w:p>
-      <w:r>
-        <w:t>Highfield Level 2 Food Safety</w:t>
+        <w:t>Highfield</w:t>
       </w:r>
       <w:r>
-        <w:br/>
-        <w:t>Highfield Online Training</w:t>
+        <w:t xml:space="preserve"> Level 2 Food Safety</w:t>
       </w:r>
       <w:r>
         <w:br/>
@@ -447,18 +640,30 @@
       </w:r>
     </w:p>
     <w:p>
+      <w:pPr>
+        <w:spacing w:before="360"/>
+        <w:rPr>
+          <w:b/>
+          <w:sz w:val="22"/>
+        </w:rPr>
+      </w:pPr>
       <w:r>
         <w:rPr>
           <w:b/>
           <w:sz w:val="22"/>
         </w:rPr>
-        <w:lastRenderedPageBreak/>
         <w:t>LANGUAGES</w:t>
       </w:r>
     </w:p>
     <w:p>
       <w:pPr>
         <w:pStyle w:val="ListBullet"/>
+        <w:numPr>
+          <w:ilvl w:val="0"/>
+          <w:numId w:val="0"/>
+        </w:numPr>
+        <w:spacing w:after="80"/>
+        <w:ind w:left="360" w:hanging="360"/>
       </w:pPr>
       <w:r>
         <w:t>English – Working Proficiency</w:t>
@@ -467,6 +672,12 @@
     <w:p>
       <w:pPr>
         <w:pStyle w:val="ListBullet"/>
+        <w:numPr>
+          <w:ilvl w:val="0"/>
+          <w:numId w:val="0"/>
+        </w:numPr>
+        <w:spacing w:after="80"/>
+        <w:ind w:left="360" w:hanging="360"/>
       </w:pPr>
       <w:r>
         <w:t>Polish – Native</w:t>
@@ -474,13 +685,12 @@
     </w:p>
     <w:p>
       <w:pPr>
+        <w:spacing w:before="360"/>
         <w:rPr>
           <w:b/>
           <w:sz w:val="22"/>
         </w:rPr>
       </w:pPr>
-    </w:p>
-    <w:p>
       <w:r>
         <w:rPr>
           <w:b/>
@@ -492,6 +702,12 @@
     <w:p>
       <w:pPr>
         <w:pStyle w:val="ListBullet"/>
+        <w:numPr>
+          <w:ilvl w:val="0"/>
+          <w:numId w:val="0"/>
+        </w:numPr>
+        <w:spacing w:after="80"/>
+        <w:ind w:left="360" w:hanging="360"/>
       </w:pPr>
       <w:r>
         <w:t>Full right to work in the UK (EU Settled Status)</w:t>
@@ -500,35 +716,18 @@
     <w:p>
       <w:pPr>
         <w:pStyle w:val="ListBullet"/>
+        <w:numPr>
+          <w:ilvl w:val="0"/>
+          <w:numId w:val="0"/>
+        </w:numPr>
+        <w:spacing w:after="80"/>
+        <w:ind w:left="360" w:hanging="360"/>
       </w:pPr>
       <w:r>
-        <w:t>Highfield Level 2 Food Safety qualified</w:t>
+        <w:t>Available immediately</w:t>
       </w:r>
     </w:p>
-    <w:p>
-      <w:pPr>
-        <w:pStyle w:val="ListBullet"/>
-      </w:pPr>
-      <w:r>
-        <w:t>Experienced in bakery, catering and fast-paced food production environments</w:t>
-      </w:r>
-    </w:p>
-    <w:p>
-      <w:pPr>
-        <w:pStyle w:val="ListBullet"/>
-      </w:pPr>
-      <w:r>
-        <w:t>Strong understanding of food safety, hygiene and workplace health &amp; safety</w:t>
-      </w:r>
-    </w:p>
-    <w:p>
-      <w:pPr>
-        <w:pStyle w:val="ListBullet"/>
-      </w:pPr>
-      <w:r>
-        <w:t>Reliable, punctual and flexible with an excellent attendance record</w:t>
-      </w:r>
-    </w:p>
+    <w:p/>
     <w:sectPr>
       <w:pgSz w:w="12240" w:h="15840"/>
       <w:pgMar w:top="1440" w:right="1800" w:bottom="1440" w:left="1800" w:header="720" w:footer="720" w:gutter="0"/>
@@ -694,7 +893,7 @@
   <w:abstractNum w:abstractNumId="8" w15:restartNumberingAfterBreak="0">
     <w:nsid w:val="FFFFFF89"/>
     <w:multiLevelType w:val="singleLevel"/>
-    <w:tmpl w:val="29761A62"/>
+    <w:tmpl w:val="BE1E3E22"/>
     <w:lvl w:ilvl="0">
       <w:start w:val="1"/>
       <w:numFmt w:val="bullet"/>
@@ -712,32 +911,35 @@
       </w:rPr>
     </w:lvl>
   </w:abstractNum>
-  <w:num w:numId="1" w16cid:durableId="1790082183">
+  <w:num w:numId="1" w16cid:durableId="167644466">
     <w:abstractNumId w:val="8"/>
   </w:num>
-  <w:num w:numId="2" w16cid:durableId="1067724199">
+  <w:num w:numId="2" w16cid:durableId="1888103217">
     <w:abstractNumId w:val="6"/>
   </w:num>
-  <w:num w:numId="3" w16cid:durableId="113864549">
+  <w:num w:numId="3" w16cid:durableId="1941529088">
     <w:abstractNumId w:val="5"/>
   </w:num>
-  <w:num w:numId="4" w16cid:durableId="943002307">
+  <w:num w:numId="4" w16cid:durableId="1945989073">
     <w:abstractNumId w:val="4"/>
   </w:num>
-  <w:num w:numId="5" w16cid:durableId="74479400">
+  <w:num w:numId="5" w16cid:durableId="1852140660">
     <w:abstractNumId w:val="7"/>
   </w:num>
-  <w:num w:numId="6" w16cid:durableId="1079599213">
+  <w:num w:numId="6" w16cid:durableId="1355109645">
     <w:abstractNumId w:val="3"/>
   </w:num>
-  <w:num w:numId="7" w16cid:durableId="191723975">
+  <w:num w:numId="7" w16cid:durableId="632296329">
     <w:abstractNumId w:val="2"/>
   </w:num>
-  <w:num w:numId="8" w16cid:durableId="879636652">
+  <w:num w:numId="8" w16cid:durableId="561477657">
     <w:abstractNumId w:val="1"/>
   </w:num>
-  <w:num w:numId="9" w16cid:durableId="1835873590">
+  <w:num w:numId="9" w16cid:durableId="1137600929">
     <w:abstractNumId w:val="0"/>
+  </w:num>
+  <w:num w:numId="10" w16cid:durableId="198133186">
+    <w:abstractNumId w:val="8"/>
   </w:num>
 </w:numbering>
 </file>
@@ -1131,7 +1333,7 @@
   <w:style w:type="paragraph" w:default="1" w:styleId="Normal">
     <w:name w:val="Normal"/>
     <w:qFormat/>
-    <w:rsid w:val="00FC693F"/>
+    <w:rsid w:val="007D33C2"/>
     <w:rPr>
       <w:rFonts w:ascii="Arial" w:hAnsi="Arial"/>
       <w:sz w:val="20"/>
@@ -12129,7 +12331,7 @@
     <w:basedOn w:val="DefaultParagraphFont"/>
     <w:uiPriority w:val="99"/>
     <w:unhideWhenUsed/>
-    <w:rsid w:val="00FE7646"/>
+    <w:rsid w:val="007D33C2"/>
     <w:rPr>
       <w:color w:val="0000FF" w:themeColor="hyperlink"/>
       <w:u w:val="single"/>
@@ -12141,7 +12343,7 @@
     <w:uiPriority w:val="99"/>
     <w:semiHidden/>
     <w:unhideWhenUsed/>
-    <w:rsid w:val="00FE7646"/>
+    <w:rsid w:val="007D33C2"/>
     <w:rPr>
       <w:color w:val="605E5C"/>
       <w:shd w:val="clear" w:color="auto" w:fill="E1DFDD"/>

--- a/public/Joanna_Sorichta_CV.docx
+++ b/public/Joanna_Sorichta_CV.docx
@@ -1,6 +1,6 @@
 
 <file path=word/document.xml><?xml version="1.0" encoding="utf-8"?>
-<w:document xmlns:wpc="http://schemas.microsoft.com/office/word/2010/wordprocessingCanvas" xmlns:cx="http://schemas.microsoft.com/office/drawing/2014/chartex" xmlns:cx1="http://schemas.microsoft.com/office/drawing/2015/9/8/chartex" xmlns:cx2="http://schemas.microsoft.com/office/drawing/2015/10/21/chartex" xmlns:cx3="http://schemas.microsoft.com/office/drawing/2016/5/9/chartex" xmlns:cx4="http://schemas.microsoft.com/office/drawing/2016/5/10/chartex" xmlns:cx5="http://schemas.microsoft.com/office/drawing/2016/5/11/chartex" xmlns:cx6="http://schemas.microsoft.com/office/drawing/2016/5/12/chartex" xmlns:cx7="http://schemas.microsoft.com/office/drawing/2016/5/13/chartex" xmlns:cx8="http://schemas.microsoft.com/office/drawing/2016/5/14/chartex" xmlns:mc="http://schemas.openxmlformats.org/markup-compatibility/2006" xmlns:aink="http://schemas.microsoft.com/office/drawing/2016/ink" xmlns:am3d="http://schemas.microsoft.com/office/drawing/2017/model3d" xmlns:o="urn:schemas-microsoft-com:office:office" xmlns:oel="http://schemas.microsoft.com/office/2019/extlst" xmlns:r="http://schemas.openxmlformats.org/officeDocument/2006/relationships" xmlns:m="http://schemas.openxmlformats.org/officeDocument/2006/math" xmlns:v="urn:schemas-microsoft-com:vml" xmlns:wp14="http://schemas.microsoft.com/office/word/2010/wordprocessingDrawing" xmlns:wp="http://schemas.openxmlformats.org/drawingml/2006/wordprocessingDrawing" xmlns:w10="urn:schemas-microsoft-com:office:word" xmlns:w="http://schemas.openxmlformats.org/wordprocessingml/2006/main" xmlns:w14="http://schemas.microsoft.com/office/word/2010/wordml" xmlns:w15="http://schemas.microsoft.com/office/word/2012/wordml" xmlns:w16cei="http://schemas.microsoft.com/office/word/2026/wordml/cei" xmlns:w16cex="http://schemas.microsoft.com/office/word/2018/wordml/cex" xmlns:w16cid="http://schemas.microsoft.com/office/word/2016/wordml/cid" xmlns:w16="http://schemas.microsoft.com/office/word/2018/wordml" xmlns:w16du="http://schemas.microsoft.com/office/word/2023/wordml/word16du" xmlns:w16sdtdh="http://schemas.microsoft.com/office/word/2020/wordml/sdtdatahash" xmlns:w16sdtfl="http://schemas.microsoft.com/office/word/2024/wordml/sdtformatlock" xmlns:w16se="http://schemas.microsoft.com/office/word/2015/wordml/symex" xmlns:wpg="http://schemas.microsoft.com/office/word/2010/wordprocessingGroup" xmlns:wpi="http://schemas.microsoft.com/office/word/2010/wordprocessingInk" xmlns:wne="http://schemas.microsoft.com/office/word/2006/wordml" xmlns:wps="http://schemas.microsoft.com/office/word/2010/wordprocessingShape" mc:Ignorable="w14 w15 w16se w16cid w16 w16cex w16sdtdh w16sdtfl w16du wp14">
+<w:document xmlns:wpc="http://schemas.microsoft.com/office/word/2010/wordprocessingCanvas" xmlns:cx="http://schemas.microsoft.com/office/drawing/2014/chartex" xmlns:cx1="http://schemas.microsoft.com/office/drawing/2015/9/8/chartex" xmlns:cx2="http://schemas.microsoft.com/office/drawing/2015/10/21/chartex" xmlns:cx3="http://schemas.microsoft.com/office/drawing/2016/5/9/chartex" xmlns:cx4="http://schemas.microsoft.com/office/drawing/2016/5/10/chartex" xmlns:cx5="http://schemas.microsoft.com/office/drawing/2016/5/11/chartex" xmlns:cx6="http://schemas.microsoft.com/office/drawing/2016/5/12/chartex" xmlns:cx7="http://schemas.microsoft.com/office/drawing/2016/5/13/chartex" xmlns:cx8="http://schemas.microsoft.com/office/drawing/2016/5/14/chartex" xmlns:mc="http://schemas.openxmlformats.org/markup-compatibility/2006" xmlns:aink="http://schemas.microsoft.com/office/drawing/2016/ink" xmlns:am3d="http://schemas.microsoft.com/office/drawing/2017/model3d" xmlns:o="urn:schemas-microsoft-com:office:office" xmlns:oel="http://schemas.microsoft.com/office/2019/extlst" xmlns:r="http://schemas.openxmlformats.org/officeDocument/2006/relationships" xmlns:m="http://schemas.openxmlformats.org/officeDocument/2006/math" xmlns:v="urn:schemas-microsoft-com:vml" xmlns:wp14="http://schemas.microsoft.com/office/word/2010/wordprocessingDrawing" xmlns:wp="http://schemas.openxmlformats.org/drawingml/2006/wordprocessingDrawing" xmlns:w10="urn:schemas-microsoft-com:office:word" xmlns:w="http://schemas.openxmlformats.org/wordprocessingml/2006/main" xmlns:w14="http://schemas.microsoft.com/office/word/2010/wordml" xmlns:w15="http://schemas.microsoft.com/office/word/2012/wordml" xmlns:w16cex="http://schemas.microsoft.com/office/word/2018/wordml/cex" xmlns:w16cid="http://schemas.microsoft.com/office/word/2016/wordml/cid" xmlns:w16="http://schemas.microsoft.com/office/word/2018/wordml" xmlns:w16du="http://schemas.microsoft.com/office/word/2023/wordml/word16du" xmlns:w16sdtdh="http://schemas.microsoft.com/office/word/2020/wordml/sdtdatahash" xmlns:w16sdtfl="http://schemas.microsoft.com/office/word/2024/wordml/sdtformatlock" xmlns:w16se="http://schemas.microsoft.com/office/word/2015/wordml/symex" xmlns:wpg="http://schemas.microsoft.com/office/word/2010/wordprocessingGroup" xmlns:wpi="http://schemas.microsoft.com/office/word/2010/wordprocessingInk" xmlns:wne="http://schemas.microsoft.com/office/word/2006/wordml" xmlns:wps="http://schemas.microsoft.com/office/word/2010/wordprocessingShape" mc:Ignorable="w14 w15 w16se w16cid w16 w16cex w16sdtdh w16sdtfl w16du wp14">
   <w:body>
     <w:p>
       <w:r>
@@ -706,11 +706,36 @@
           <w:ilvl w:val="0"/>
           <w:numId w:val="0"/>
         </w:numPr>
-        <w:spacing w:after="80"/>
         <w:ind w:left="360" w:hanging="360"/>
       </w:pPr>
       <w:r>
         <w:t>Full right to work in the UK (EU Settled Status)</w:t>
+      </w:r>
+    </w:p>
+    <w:p>
+      <w:pPr>
+        <w:pStyle w:val="ListBullet"/>
+        <w:numPr>
+          <w:ilvl w:val="0"/>
+          <w:numId w:val="0"/>
+        </w:numPr>
+        <w:ind w:left="360" w:hanging="360"/>
+      </w:pPr>
+      <w:r>
+        <w:t>Available immediately</w:t>
+      </w:r>
+    </w:p>
+    <w:p>
+      <w:pPr>
+        <w:pStyle w:val="ListBullet"/>
+        <w:numPr>
+          <w:ilvl w:val="0"/>
+          <w:numId w:val="0"/>
+        </w:numPr>
+        <w:ind w:left="360" w:hanging="360"/>
+      </w:pPr>
+      <w:r>
+        <w:t>DBS check is in progress, also willing to complete enhanced check</w:t>
       </w:r>
     </w:p>
     <w:p>
@@ -723,11 +748,7 @@
         <w:spacing w:after="80"/>
         <w:ind w:left="360" w:hanging="360"/>
       </w:pPr>
-      <w:r>
-        <w:t>Available immediately</w:t>
-      </w:r>
     </w:p>
-    <w:p/>
     <w:sectPr>
       <w:pgSz w:w="12240" w:h="15840"/>
       <w:pgMar w:top="1440" w:right="1800" w:bottom="1440" w:left="1800" w:header="720" w:footer="720" w:gutter="0"/>
@@ -739,7 +760,7 @@
 </file>
 
 <file path=word/numbering.xml><?xml version="1.0" encoding="utf-8"?>
-<w:numbering xmlns:wpc="http://schemas.microsoft.com/office/word/2010/wordprocessingCanvas" xmlns:cx="http://schemas.microsoft.com/office/drawing/2014/chartex" xmlns:cx1="http://schemas.microsoft.com/office/drawing/2015/9/8/chartex" xmlns:cx2="http://schemas.microsoft.com/office/drawing/2015/10/21/chartex" xmlns:cx3="http://schemas.microsoft.com/office/drawing/2016/5/9/chartex" xmlns:cx4="http://schemas.microsoft.com/office/drawing/2016/5/10/chartex" xmlns:cx5="http://schemas.microsoft.com/office/drawing/2016/5/11/chartex" xmlns:cx6="http://schemas.microsoft.com/office/drawing/2016/5/12/chartex" xmlns:cx7="http://schemas.microsoft.com/office/drawing/2016/5/13/chartex" xmlns:cx8="http://schemas.microsoft.com/office/drawing/2016/5/14/chartex" xmlns:mc="http://schemas.openxmlformats.org/markup-compatibility/2006" xmlns:aink="http://schemas.microsoft.com/office/drawing/2016/ink" xmlns:am3d="http://schemas.microsoft.com/office/drawing/2017/model3d" xmlns:o="urn:schemas-microsoft-com:office:office" xmlns:oel="http://schemas.microsoft.com/office/2019/extlst" xmlns:r="http://schemas.openxmlformats.org/officeDocument/2006/relationships" xmlns:m="http://schemas.openxmlformats.org/officeDocument/2006/math" xmlns:v="urn:schemas-microsoft-com:vml" xmlns:wp14="http://schemas.microsoft.com/office/word/2010/wordprocessingDrawing" xmlns:wp="http://schemas.openxmlformats.org/drawingml/2006/wordprocessingDrawing" xmlns:w10="urn:schemas-microsoft-com:office:word" xmlns:w="http://schemas.openxmlformats.org/wordprocessingml/2006/main" xmlns:w14="http://schemas.microsoft.com/office/word/2010/wordml" xmlns:w15="http://schemas.microsoft.com/office/word/2012/wordml" xmlns:w16cei="http://schemas.microsoft.com/office/word/2026/wordml/cei" xmlns:w16cex="http://schemas.microsoft.com/office/word/2018/wordml/cex" xmlns:w16cid="http://schemas.microsoft.com/office/word/2016/wordml/cid" xmlns:w16="http://schemas.microsoft.com/office/word/2018/wordml" xmlns:w16du="http://schemas.microsoft.com/office/word/2023/wordml/word16du" xmlns:w16sdtdh="http://schemas.microsoft.com/office/word/2020/wordml/sdtdatahash" xmlns:w16sdtfl="http://schemas.microsoft.com/office/word/2024/wordml/sdtformatlock" xmlns:w16se="http://schemas.microsoft.com/office/word/2015/wordml/symex" xmlns:wpg="http://schemas.microsoft.com/office/word/2010/wordprocessingGroup" xmlns:wpi="http://schemas.microsoft.com/office/word/2010/wordprocessingInk" xmlns:wne="http://schemas.microsoft.com/office/word/2006/wordml" xmlns:wps="http://schemas.microsoft.com/office/word/2010/wordprocessingShape" mc:Ignorable="w14 w15 w16se w16cid w16 w16cex w16sdtdh w16sdtfl w16du wp14">
+<w:numbering xmlns:wpc="http://schemas.microsoft.com/office/word/2010/wordprocessingCanvas" xmlns:cx="http://schemas.microsoft.com/office/drawing/2014/chartex" xmlns:cx1="http://schemas.microsoft.com/office/drawing/2015/9/8/chartex" xmlns:cx2="http://schemas.microsoft.com/office/drawing/2015/10/21/chartex" xmlns:cx3="http://schemas.microsoft.com/office/drawing/2016/5/9/chartex" xmlns:cx4="http://schemas.microsoft.com/office/drawing/2016/5/10/chartex" xmlns:cx5="http://schemas.microsoft.com/office/drawing/2016/5/11/chartex" xmlns:cx6="http://schemas.microsoft.com/office/drawing/2016/5/12/chartex" xmlns:cx7="http://schemas.microsoft.com/office/drawing/2016/5/13/chartex" xmlns:cx8="http://schemas.microsoft.com/office/drawing/2016/5/14/chartex" xmlns:mc="http://schemas.openxmlformats.org/markup-compatibility/2006" xmlns:aink="http://schemas.microsoft.com/office/drawing/2016/ink" xmlns:am3d="http://schemas.microsoft.com/office/drawing/2017/model3d" xmlns:o="urn:schemas-microsoft-com:office:office" xmlns:oel="http://schemas.microsoft.com/office/2019/extlst" xmlns:r="http://schemas.openxmlformats.org/officeDocument/2006/relationships" xmlns:m="http://schemas.openxmlformats.org/officeDocument/2006/math" xmlns:v="urn:schemas-microsoft-com:vml" xmlns:wp14="http://schemas.microsoft.com/office/word/2010/wordprocessingDrawing" xmlns:wp="http://schemas.openxmlformats.org/drawingml/2006/wordprocessingDrawing" xmlns:w10="urn:schemas-microsoft-com:office:word" xmlns:w="http://schemas.openxmlformats.org/wordprocessingml/2006/main" xmlns:w14="http://schemas.microsoft.com/office/word/2010/wordml" xmlns:w15="http://schemas.microsoft.com/office/word/2012/wordml" xmlns:w16cex="http://schemas.microsoft.com/office/word/2018/wordml/cex" xmlns:w16cid="http://schemas.microsoft.com/office/word/2016/wordml/cid" xmlns:w16="http://schemas.microsoft.com/office/word/2018/wordml" xmlns:w16du="http://schemas.microsoft.com/office/word/2023/wordml/word16du" xmlns:w16sdtdh="http://schemas.microsoft.com/office/word/2020/wordml/sdtdatahash" xmlns:w16sdtfl="http://schemas.microsoft.com/office/word/2024/wordml/sdtformatlock" xmlns:w16se="http://schemas.microsoft.com/office/word/2015/wordml/symex" xmlns:wpg="http://schemas.microsoft.com/office/word/2010/wordprocessingGroup" xmlns:wpi="http://schemas.microsoft.com/office/word/2010/wordprocessingInk" xmlns:wne="http://schemas.microsoft.com/office/word/2006/wordml" xmlns:wps="http://schemas.microsoft.com/office/word/2010/wordprocessingShape" mc:Ignorable="w14 w15 w16se w16cid w16 w16cex w16sdtdh w16sdtfl w16du wp14">
   <w:abstractNum w:abstractNumId="0" w15:restartNumberingAfterBreak="0">
     <w:nsid w:val="FFFFFF7C"/>
     <w:multiLevelType w:val="singleLevel"/>
@@ -1549,7 +1570,6 @@
   <w:style w:type="character" w:default="1" w:styleId="DefaultParagraphFont">
     <w:name w:val="Default Paragraph Font"/>
     <w:uiPriority w:val="1"/>
-    <w:semiHidden/>
     <w:unhideWhenUsed/>
   </w:style>
   <w:style w:type="table" w:default="1" w:styleId="TableNormal">
